--- a/docs/EXECUTIVE_SUMMARY_GOVT_INNOVATION.docx
+++ b/docs/EXECUTIVE_SUMMARY_GOVT_INNOVATION.docx
@@ -1650,7 +1650,7 @@
                 <w:sz w:val="19"/>
                 <w:szCs w:val="19"/>
               </w:rPr>
-              <w:t xml:space="preserve">0712260057  │  2507765@students.kcau.ac.ke  │  sha-pmt-reform.vercel.app  │  github.com/pmkaulani/sha-pmt-reform</w:t>
+              <w:t xml:space="preserve">0712260057  │  info@kenia.go.ke  │  sha-pmt-reform.vercel.app  │  github.com/pmkaulani/sha-pmt-reform</w:t>
             </w:r>
           </w:p>
         </w:tc>
